--- a/submission/01_for_upload/AU_Checklist_NCOMMS-25-76870B.docx
+++ b/submission/01_for_upload/AU_Checklist_NCOMMS-25-76870B.docx
@@ -4111,7 +4111,7 @@
                 <w:sz w:val="20"/>
                 <w:szCs w:val="20"/>
               </w:rPr>
-              <w:t xml:space="preserve">All data deposited in public repositories: Synapse (syn25007472), ENA (PRJEB53210, PRJEB94912), EGA (EGAS00001006542). TUSCO gene sets at GitHub and tusco.uv.es. Code at GitHub. Source data provided with this paper.</w:t>
+              <w:t>All data deposited in public repositories: Synapse (syn25007472), ENA (PRJEB53210, PRJEB85167, PRJEB94912), EGA (EGAS00001006542). TUSCO gene sets at GitHub and tusco.uv.es. Code at GitHub. Source data provided with this paper.</w:t>
             </w:r>
           </w:p>
         </w:tc>
